--- a/skilldizi/assets/templates/classic_blue/模板.docx
+++ b/skilldizi/assets/templates/classic_blue/模板.docx
@@ -2904,7 +2904,7 @@
                                 <w:szCs w:val="20"/>
                               </w:rPr>
                               <w:tab/>
-                              <w:t>：张三</w:t>
+                              <w:t>：〔姓名〕</w:t>
                             </w:r>
                           </w:p>
                           <w:p>
@@ -2935,7 +2935,7 @@
                                 <w:szCs w:val="20"/>
                               </w:rPr>
                               <w:tab/>
-                              <w:t>：汉</w:t>
+                              <w:t>：〔民族〕</w:t>
                             </w:r>
                             <w:r>
                               <w:rPr>
@@ -2984,7 +2984,7 @@
                                 <w:szCs w:val="20"/>
                               </w:rPr>
                               <w:tab/>
-                              <w:t>：13800000000</w:t>
+                              <w:t>：〔电话〕</w:t>
                             </w:r>
                           </w:p>
                           <w:p>
@@ -3005,7 +3005,7 @@
                                 <w:sz w:val="20"/>
                                 <w:szCs w:val="20"/>
                               </w:rPr>
-                              <w:t>邮    箱：zhangsan@example.com</w:t>
+                              <w:t>邮    箱：〔邮箱〕</w:t>
                             </w:r>
                           </w:p>
                         </w:txbxContent>
@@ -3055,7 +3055,7 @@
                           <w:szCs w:val="20"/>
                         </w:rPr>
                         <w:tab/>
-                        <w:t>：张三</w:t>
+                        <w:t>：〔姓名〕</w:t>
                       </w:r>
                     </w:p>
                     <w:p>
@@ -3086,7 +3086,7 @@
                           <w:szCs w:val="20"/>
                         </w:rPr>
                         <w:tab/>
-                        <w:t>：汉</w:t>
+                        <w:t>：〔民族〕</w:t>
                       </w:r>
                       <w:r>
                         <w:rPr>
@@ -3135,7 +3135,7 @@
                           <w:szCs w:val="20"/>
                         </w:rPr>
                         <w:tab/>
-                        <w:t>：13800000000</w:t>
+                        <w:t>：〔电话〕</w:t>
                       </w:r>
                     </w:p>
                     <w:p>
@@ -3156,7 +3156,7 @@
                           <w:sz w:val="20"/>
                           <w:szCs w:val="20"/>
                         </w:rPr>
-                        <w:t>邮    箱：zhangsan@example.com</w:t>
+                        <w:t>邮    箱：〔邮箱〕</w:t>
                       </w:r>
                     </w:p>
                   </w:txbxContent>
@@ -3283,7 +3283,7 @@
                                 <w:sz w:val="20"/>
                                 <w:szCs w:val="20"/>
                               </w:rPr>
-                              <w:t>出生年月：2003.05</w:t>
+                              <w:t>出生年月：〔出生年月〕</w:t>
                             </w:r>
                             <w:r>
                               <w:rPr>
@@ -3313,7 +3313,7 @@
                                 <w:sz w:val="20"/>
                                 <w:szCs w:val="20"/>
                               </w:rPr>
-                              <w:t>户    籍：某省某市</w:t>
+                              <w:t>户    籍：〔户籍〕</w:t>
                             </w:r>
                           </w:p>
                           <w:p>
@@ -3344,7 +3344,7 @@
                                 <w:szCs w:val="20"/>
                               </w:rPr>
                               <w:tab/>
-                              <w:t>：某某大学</w:t>
+                              <w:t>：〔毕业院校〕</w:t>
                             </w:r>
                           </w:p>
                           <w:p>
@@ -3375,7 +3375,7 @@
                                 <w:szCs w:val="20"/>
                               </w:rPr>
                               <w:tab/>
-                              <w:t>：本科</w:t>
+                              <w:t>：〔学历〕</w:t>
                             </w:r>
                           </w:p>
                           <w:p>
@@ -3427,7 +3427,7 @@
                           <w:sz w:val="20"/>
                           <w:szCs w:val="20"/>
                         </w:rPr>
-                        <w:t>出生年月：2003.05</w:t>
+                        <w:t>出生年月：〔出生年月〕</w:t>
                       </w:r>
                       <w:r>
                         <w:rPr>
@@ -3457,7 +3457,7 @@
                           <w:sz w:val="20"/>
                           <w:szCs w:val="20"/>
                         </w:rPr>
-                        <w:t>户    籍：某省某市</w:t>
+                        <w:t>户    籍：〔户籍〕</w:t>
                       </w:r>
                     </w:p>
                     <w:p>
@@ -3488,7 +3488,7 @@
                           <w:szCs w:val="20"/>
                         </w:rPr>
                         <w:tab/>
-                        <w:t>：某某大学</w:t>
+                        <w:t>：〔毕业院校〕</w:t>
                       </w:r>
                     </w:p>
                     <w:p>
@@ -3519,7 +3519,7 @@
                           <w:szCs w:val="20"/>
                         </w:rPr>
                         <w:tab/>
-                        <w:t>：本科</w:t>
+                        <w:t>：〔学历〕</w:t>
                       </w:r>
                     </w:p>
                     <w:p>
@@ -3960,7 +3960,7 @@
                                 <w:color w:val="414141"/>
                                 <w:szCs w:val="21"/>
                               </w:rPr>
-                              <w:t xml:space="preserve">2021.09-2025.06          某某大学</w:t>
+                              <w:t xml:space="preserve">〔起止时间〕          〔毕业院校〕</w:t>
                             </w:r>
                             <w:r>
                               <w:rPr>
@@ -3976,7 +3976,7 @@
                                 <w:color w:val="414141"/>
                                 <w:szCs w:val="21"/>
                               </w:rPr>
-                              <w:t xml:space="preserve">软件工程（本科）</w:t>
+                              <w:t xml:space="preserve">〔专业（学历）〕</w:t>
                             </w:r>
                           </w:p>
                           <w:p>
@@ -3997,7 +3997,7 @@
                                 <w:sz w:val="20"/>
                                 <w:szCs w:val="20"/>
                               </w:rPr>
-                              <w:t>主修课程：数据结构、操作系统、计算机网络、数据库原理</w:t>
+                              <w:t>主修课程：〔课程一、课程二、课程三、课程四〕</w:t>
                             </w:r>
                             <w:bookmarkStart w:id="0" w:name="OLE_LINK1"/>
                             <w:r>
@@ -4079,7 +4079,7 @@
                           <w:color w:val="414141"/>
                           <w:szCs w:val="21"/>
                         </w:rPr>
-                        <w:t xml:space="preserve">2021.09-2025.06          某某大学</w:t>
+                        <w:t xml:space="preserve">〔起止时间〕          〔毕业院校〕</w:t>
                       </w:r>
                       <w:r>
                         <w:rPr>
@@ -4095,7 +4095,7 @@
                           <w:color w:val="414141"/>
                           <w:szCs w:val="21"/>
                         </w:rPr>
-                        <w:t xml:space="preserve">软件工程（本科）</w:t>
+                        <w:t xml:space="preserve">〔专业（学历）〕</w:t>
                       </w:r>
                     </w:p>
                     <w:p>
@@ -4116,7 +4116,7 @@
                           <w:sz w:val="20"/>
                           <w:szCs w:val="20"/>
                         </w:rPr>
-                        <w:t>主修课程：数据结构、操作系统、计算机网络、数据库原理</w:t>
+                        <w:t>主修课程：〔课程一、课程二、课程三、课程四〕</w:t>
                       </w:r>
                       <w:bookmarkStart w:id="1" w:name="OLE_LINK1"/>
                       <w:r>
@@ -4615,7 +4615,7 @@
                                 <w:color w:val="414141"/>
                                 <w:szCs w:val="21"/>
                               </w:rPr>
-                              <w:t xml:space="preserve">Web 开发实习生</w:t>
+                              <w:t xml:space="preserve">〔求职意向〕</w:t>
                             </w:r>
                             <w:r>
                               <w:rPr>
@@ -4664,7 +4664,7 @@
                           <w:color w:val="414141"/>
                           <w:szCs w:val="21"/>
                         </w:rPr>
-                        <w:t xml:space="preserve">Web 开发实习生</w:t>
+                        <w:t xml:space="preserve">〔求职意向〕</w:t>
                       </w:r>
                       <w:r>
                         <w:rPr>
@@ -4769,7 +4769,7 @@
                                 <w:sz w:val="20"/>
                                 <w:szCs w:val="20"/>
                               </w:rPr>
-                              <w:t xml:space="preserve">校园二手交易平台 ｜ 全栈开发 ｜ </w:t>
+                              <w:t xml:space="preserve">〔项目名称〕 ｜ 〔岗位角色〕 ｜ </w:t>
                             </w:r>
                             <w:r>
                               <w:rPr>
@@ -4787,7 +4787,7 @@
                                 <w:sz w:val="20"/>
                                 <w:szCs w:val="20"/>
                               </w:rPr>
-                              <w:t>2024.03 至今</w:t>
+                              <w:t>〔项目时间〕</w:t>
                             </w:r>
                           </w:p>
                           <w:p>
@@ -4810,7 +4810,7 @@
                                 <w:sz w:val="20"/>
                                 <w:szCs w:val="20"/>
                               </w:rPr>
-                              <w:t>●【核心】商品模块：实现商品发布、检索与交易流程，覆盖主要业务路径。</w:t>
+                              <w:t>●〔要点一〕</w:t>
                             </w:r>
                           </w:p>
                           <w:p>
@@ -4833,7 +4833,7 @@
                                 <w:sz w:val="20"/>
                                 <w:szCs w:val="20"/>
                               </w:rPr>
-                              <w:t>●【核心】用户模块：注册登录与鉴权，保证账户与交易数据安全。</w:t>
+                              <w:t>●〔要点二〕</w:t>
                             </w:r>
                           </w:p>
                           <w:p>
@@ -4856,7 +4856,7 @@
                                 <w:sz w:val="20"/>
                                 <w:szCs w:val="20"/>
                               </w:rPr>
-                              <w:t>● 搜索与筛选：按分类、价格区间检索商品，提升查找效率。</w:t>
+                              <w:t>●〔要点三〕</w:t>
                             </w:r>
                           </w:p>
                           <w:p>
@@ -4879,7 +4879,7 @@
                                 <w:sz w:val="20"/>
                                 <w:szCs w:val="20"/>
                               </w:rPr>
-                              <w:t>● 订单管理：买卖双方订单状态流转，交易记录可追溯。</w:t>
+                              <w:t>●〔要点四〕</w:t>
                             </w:r>
                           </w:p>
                           <w:p>
@@ -4902,7 +4902,7 @@
                                 <w:sz w:val="20"/>
                                 <w:szCs w:val="20"/>
                               </w:rPr>
-                              <w:t>● 部署运维：容器化部署上线，配置与代码分离。</w:t>
+                              <w:t>●〔要点五〕</w:t>
                             </w:r>
                           </w:p>
                           <w:p>
@@ -4925,7 +4925,7 @@
                                 <w:sz w:val="20"/>
                                 <w:szCs w:val="20"/>
                               </w:rPr>
-                              <w:t>● 工程协作：Git 版本管理，提交即自动构建。</w:t>
+                              <w:t>●〔要点六〕</w:t>
                             </w:r>
                           </w:p>
                           <w:p>
@@ -4957,7 +4957,7 @@
                                 <w:sz w:val="20"/>
                                 <w:szCs w:val="20"/>
                               </w:rPr>
-                              <w:t>技术栈：JavaScript (ES6+)、Python Flask、MySQL / SQLite、RESTful API</w:t>
+                              <w:t>技术栈：〔技术一、技术二、技术三、技术四〕</w:t>
                             </w:r>
                           </w:p>
                           <w:p>
@@ -4990,7 +4990,7 @@
                                   <w:sz w:val="20"/>
                                   <w:szCs w:val="20"/>
                                 </w:rPr>
-                                <w:t xml:space="preserve">https://github.com/demo-user/market</w:t>
+                                <w:t xml:space="preserve">〔GitHub 链接〕</w:t>
                               </w:r>
                             </w:hyperlink>
                             <w:r>
@@ -5042,7 +5042,7 @@
                                   <w:sz w:val="20"/>
                                   <w:szCs w:val="20"/>
                                 </w:rPr>
-                                <w:t>https://demo.example.com</w:t>
+                                <w:t>〔演示链接〕</w:t>
                               </w:r>
                             </w:hyperlink>
                           </w:p>
@@ -5088,7 +5088,7 @@
                           <w:sz w:val="20"/>
                           <w:szCs w:val="20"/>
                         </w:rPr>
-                        <w:t xml:space="preserve">校园二手交易平台 ｜ 全栈开发 ｜ </w:t>
+                        <w:t xml:space="preserve">〔项目名称〕 ｜ 〔岗位角色〕 ｜ </w:t>
                       </w:r>
                       <w:r>
                         <w:rPr>
@@ -5106,7 +5106,7 @@
                           <w:sz w:val="20"/>
                           <w:szCs w:val="20"/>
                         </w:rPr>
-                        <w:t>2024.03 至今</w:t>
+                        <w:t>〔项目时间〕</w:t>
                       </w:r>
                     </w:p>
                     <w:p>
@@ -5129,7 +5129,7 @@
                           <w:sz w:val="20"/>
                           <w:szCs w:val="20"/>
                         </w:rPr>
-                        <w:t>●【核心】商品模块：实现商品发布、检索与交易流程，覆盖主要业务路径。</w:t>
+                        <w:t>●〔要点一〕</w:t>
                       </w:r>
                     </w:p>
                     <w:p>
@@ -5152,7 +5152,7 @@
                           <w:sz w:val="20"/>
                           <w:szCs w:val="20"/>
                         </w:rPr>
-                        <w:t>●【核心】用户模块：注册登录与鉴权，保证账户与交易数据安全。</w:t>
+                        <w:t>●〔要点二〕</w:t>
                       </w:r>
                     </w:p>
                     <w:p>
@@ -5175,7 +5175,7 @@
                           <w:sz w:val="20"/>
                           <w:szCs w:val="20"/>
                         </w:rPr>
-                        <w:t>● 搜索与筛选：按分类、价格区间检索商品，提升查找效率。</w:t>
+                        <w:t>●〔要点三〕</w:t>
                       </w:r>
                     </w:p>
                     <w:p>
@@ -5198,7 +5198,7 @@
                           <w:sz w:val="20"/>
                           <w:szCs w:val="20"/>
                         </w:rPr>
-                        <w:t>● 订单管理：买卖双方订单状态流转，交易记录可追溯。</w:t>
+                        <w:t>●〔要点四〕</w:t>
                       </w:r>
                     </w:p>
                     <w:p>
@@ -5221,7 +5221,7 @@
                           <w:sz w:val="20"/>
                           <w:szCs w:val="20"/>
                         </w:rPr>
-                        <w:t>● 部署运维：容器化部署上线，配置与代码分离。</w:t>
+                        <w:t>●〔要点五〕</w:t>
                       </w:r>
                     </w:p>
                     <w:p>
@@ -5244,7 +5244,7 @@
                           <w:sz w:val="20"/>
                           <w:szCs w:val="20"/>
                         </w:rPr>
-                        <w:t>● 工程协作：Git 版本管理，提交即自动构建。</w:t>
+                        <w:t>●〔要点六〕</w:t>
                       </w:r>
                     </w:p>
                     <w:p>
@@ -5276,7 +5276,7 @@
                           <w:sz w:val="20"/>
                           <w:szCs w:val="20"/>
                         </w:rPr>
-                        <w:t>技术栈：JavaScript (ES6+)、Python Flask、MySQL / SQLite、RESTful API</w:t>
+                        <w:t>技术栈：〔技术一、技术二、技术三、技术四〕</w:t>
                       </w:r>
                     </w:p>
                     <w:p>
@@ -5309,7 +5309,7 @@
                             <w:sz w:val="20"/>
                             <w:szCs w:val="20"/>
                           </w:rPr>
-                          <w:t xml:space="preserve">https://github.com/demo-user/market</w:t>
+                          <w:t xml:space="preserve">〔GitHub 链接〕</w:t>
                         </w:r>
                       </w:hyperlink>
                       <w:r>
@@ -5361,7 +5361,7 @@
                             <w:sz w:val="20"/>
                             <w:szCs w:val="20"/>
                           </w:rPr>
-                          <w:t>https://demo.example.com</w:t>
+                          <w:t>〔演示链接〕</w:t>
                         </w:r>
                       </w:hyperlink>
                     </w:p>
@@ -5441,7 +5441,7 @@
                                 <w:sz w:val="20"/>
                                 <w:szCs w:val="20"/>
                               </w:rPr>
-                              <w:t>●后端：Python Flask，RESTful API 设计，数据库建模与查询优化</w:t>
+                              <w:t>●〔技能一〕</w:t>
                             </w:r>
                           </w:p>
                           <w:p>
@@ -5464,7 +5464,7 @@
                                 <w:sz w:val="20"/>
                                 <w:szCs w:val="20"/>
                               </w:rPr>
-                              <w:t>●前端：HTML / CSS / JavaScript (ES6+)，页面开发与交互实现</w:t>
+                              <w:t>●〔技能二〕</w:t>
                             </w:r>
                           </w:p>
                           <w:p>
@@ -5487,7 +5487,7 @@
                                 <w:sz w:val="20"/>
                                 <w:szCs w:val="20"/>
                               </w:rPr>
-                              <w:t>●数据库：MySQL 建模与 SQL 优化</w:t>
+                              <w:t>●〔技能三〕</w:t>
                             </w:r>
                           </w:p>
                           <w:p>
@@ -5510,7 +5510,7 @@
                                 <w:sz w:val="20"/>
                                 <w:szCs w:val="20"/>
                               </w:rPr>
-                              <w:t>●工程化：Git 版本管理，容器化部署</w:t>
+                              <w:t>●〔技能四〕</w:t>
                             </w:r>
                           </w:p>
                           <w:p>
@@ -5533,7 +5533,7 @@
                                 <w:sz w:val="20"/>
                                 <w:szCs w:val="20"/>
                               </w:rPr>
-                              <w:t>●语言基础：Python，JavaScript</w:t>
+                              <w:t>●〔技能五〕</w:t>
                             </w:r>
                           </w:p>
                           <w:p>
@@ -5574,7 +5574,7 @@
                                 <w:sz w:val="20"/>
                                 <w:szCs w:val="20"/>
                               </w:rPr>
-                              <w:t>CET-4 / 软考程序员</w:t>
+                              <w:t>〔证书内容〕</w:t>
                             </w:r>
                             <w:r>
                               <w:rPr>
@@ -5648,7 +5648,7 @@
                           <w:sz w:val="20"/>
                           <w:szCs w:val="20"/>
                         </w:rPr>
-                        <w:t>●后端：Python Flask，RESTful API 设计，数据库建模与查询优化</w:t>
+                        <w:t>●〔技能一〕</w:t>
                       </w:r>
                     </w:p>
                     <w:p>
@@ -5671,7 +5671,7 @@
                           <w:sz w:val="20"/>
                           <w:szCs w:val="20"/>
                         </w:rPr>
-                        <w:t>●前端：HTML / CSS / JavaScript (ES6+)，页面开发与交互实现</w:t>
+                        <w:t>●〔技能二〕</w:t>
                       </w:r>
                     </w:p>
                     <w:p>
@@ -5694,7 +5694,7 @@
                           <w:sz w:val="20"/>
                           <w:szCs w:val="20"/>
                         </w:rPr>
-                        <w:t>●数据库：MySQL 建模与 SQL 优化</w:t>
+                        <w:t>●〔技能三〕</w:t>
                       </w:r>
                     </w:p>
                     <w:p>
@@ -5717,7 +5717,7 @@
                           <w:sz w:val="20"/>
                           <w:szCs w:val="20"/>
                         </w:rPr>
-                        <w:t>●工程化：Git 版本管理，容器化部署</w:t>
+                        <w:t>●〔技能四〕</w:t>
                       </w:r>
                     </w:p>
                     <w:p>
@@ -5740,7 +5740,7 @@
                           <w:sz w:val="20"/>
                           <w:szCs w:val="20"/>
                         </w:rPr>
-                        <w:t>●语言基础：Python，JavaScript</w:t>
+                        <w:t>●〔技能五〕</w:t>
                       </w:r>
                     </w:p>
                     <w:p>
@@ -5781,7 +5781,7 @@
                           <w:sz w:val="20"/>
                           <w:szCs w:val="20"/>
                         </w:rPr>
-                        <w:t>CET-4 / 软考程序员</w:t>
+                        <w:t>〔证书内容〕</w:t>
                       </w:r>
                       <w:r>
                         <w:rPr>
